--- a/03_Source_Code_Va_Ket_Qua/docs/docx_report/Bao_Cao_Nghien_Cuu_FairDispatch_MOMAQL.docx
+++ b/03_Source_Code_Va_Ket_Qua/docs/docx_report/Bao_Cao_Nghien_Cuu_FairDispatch_MOMAQL.docx
@@ -87,7 +87,7 @@
           <w:color w:val="5B6370"/>
           <w:sz w:val="20"/>
         </w:rPr>
-        <w:t>Git commit tại thời điểm build: 61e67221633b</w:t>
+        <w:t>Git commit tại thời điểm build: da4154b12ca9</w:t>
       </w:r>
     </w:p>
     <w:p>
@@ -310,7 +310,7 @@
           <w:color w:val="162C52"/>
           <w:sz w:val="32"/>
         </w:rPr>
-        <w:t>1. Introduction</w:t>
+        <w:t>1. Giới thiệu (Introduction)</w:t>
       </w:r>
     </w:p>
     <w:p>
@@ -494,7 +494,7 @@
           <w:color w:val="162C52"/>
           <w:sz w:val="32"/>
         </w:rPr>
-        <w:t>2. Original Study</w:t>
+        <w:t>2. Nghiên cứu Gốc (Original Study)</w:t>
       </w:r>
     </w:p>
     <w:p>
@@ -631,7 +631,7 @@
                 <w:color w:val="FFFFFF"/>
                 <w:sz w:val="18"/>
               </w:rPr>
-              <w:t>Evidence cần tái lập</w:t>
+              <w:t>Bằng chứng cần tái lập</w:t>
             </w:r>
           </w:p>
         </w:tc>
@@ -747,7 +747,7 @@
                 <w:color w:val="22252A"/>
                 <w:sz w:val="18"/>
               </w:rPr>
-              <w:t>Proposed method tạo trade-off tốt hơn baseline</w:t>
+              <w:t>Phương pháp đề xuất tạo trade-off tốt hơn baseline</w:t>
             </w:r>
           </w:p>
         </w:tc>
@@ -770,7 +770,7 @@
                 <w:color w:val="22252A"/>
                 <w:sz w:val="18"/>
               </w:rPr>
-              <w:t>Điểm của Proposed nằm ở vùng utility/fairness tốt hơn</w:t>
+              <w:t>Điểm của phương pháp đề xuất nằm ở vùng utility/fairness tốt hơn</w:t>
             </w:r>
           </w:p>
         </w:tc>
@@ -816,7 +816,7 @@
                 <w:color w:val="22252A"/>
                 <w:sz w:val="18"/>
               </w:rPr>
-              <w:t>RL-based methods ổn định hơn khi horizon tăng</w:t>
+              <w:t>Phương pháp dựa trên RL ổn định hơn khi horizon tăng</w:t>
             </w:r>
           </w:p>
         </w:tc>
@@ -838,7 +838,7 @@
                 <w:color w:val="22252A"/>
                 <w:sz w:val="18"/>
               </w:rPr>
-              <w:t>Fairness curve ít biến động hơn theo thời gian</w:t>
+              <w:t>Đường cong fairness ít biến động hơn theo thời gian</w:t>
             </w:r>
           </w:p>
         </w:tc>
@@ -1048,7 +1048,7 @@
                 <w:color w:val="22252A"/>
                 <w:sz w:val="18"/>
               </w:rPr>
-              <w:t>w/o Fairness là extreme utility/unfairness case</w:t>
+              <w:t>w/o Fairness là trường hợp cực đoan về utility/bất công bằng</w:t>
             </w:r>
           </w:p>
         </w:tc>
@@ -1107,7 +1107,7 @@
                 <w:color w:val="FFFFFF"/>
                 <w:sz w:val="18"/>
               </w:rPr>
-              <w:t>Method</w:t>
+              <w:t>Phương pháp</w:t>
             </w:r>
           </w:p>
         </w:tc>
@@ -1131,7 +1131,7 @@
                 <w:color w:val="FFFFFF"/>
                 <w:sz w:val="18"/>
               </w:rPr>
-              <w:t>Total Utility</w:t>
+              <w:t>Tổng Utility</w:t>
             </w:r>
           </w:p>
         </w:tc>
@@ -1501,7 +1501,7 @@
                 <w:color w:val="FFFFFF"/>
                 <w:sz w:val="18"/>
               </w:rPr>
-              <w:t>Total Utility</w:t>
+              <w:t>Tổng Utility</w:t>
             </w:r>
           </w:p>
         </w:tc>
@@ -1801,7 +1801,7 @@
           <w:color w:val="162C52"/>
           <w:sz w:val="32"/>
         </w:rPr>
-        <w:t>3. Replication Scope</w:t>
+        <w:t>3. Phạm vi Tái lập (Replication Scope)</w:t>
       </w:r>
     </w:p>
     <w:p>
@@ -1983,7 +1983,7 @@
           <w:color w:val="162C52"/>
           <w:sz w:val="32"/>
         </w:rPr>
-        <w:t>4. Dataset and Preprocessing</w:t>
+        <w:t>4. Dữ liệu và Tiền xử lý (Dataset and Preprocessing)</w:t>
       </w:r>
     </w:p>
     <w:p>
@@ -3438,7 +3438,7 @@
           <w:color w:val="162C52"/>
           <w:sz w:val="32"/>
         </w:rPr>
-        <w:t>5. Replication Methodology</w:t>
+        <w:t>5. Phương pháp Tái lập (Replication Methodology)</w:t>
       </w:r>
     </w:p>
     <w:p>
@@ -3612,7 +3612,7 @@
           <w:color w:val="162C52"/>
           <w:sz w:val="32"/>
         </w:rPr>
-        <w:t>6. Baselines</w:t>
+        <w:t>6. Baseline (Baselines)</w:t>
       </w:r>
     </w:p>
     <w:p>
@@ -4226,7 +4226,7 @@
           <w:color w:val="162C52"/>
           <w:sz w:val="32"/>
         </w:rPr>
-        <w:t>7. Experimental Protocol</w:t>
+        <w:t>7. Giao thức Thực nghiệm (Experimental Protocol)</w:t>
       </w:r>
     </w:p>
     <w:p>
@@ -5024,7 +5024,7 @@
           <w:color w:val="162C52"/>
           <w:sz w:val="32"/>
         </w:rPr>
-        <w:t>8. Results</w:t>
+        <w:t>8. Kết quả (Results)</w:t>
       </w:r>
     </w:p>
     <w:p>
@@ -5048,7 +5048,7 @@
           <w:color w:val="2B6CB0"/>
           <w:sz w:val="25"/>
         </w:rPr>
-        <w:t>8.1 Sanity checks</w:t>
+        <w:t>8.1 Kiểm tra tính hợp lệ (Sanity checks)</w:t>
       </w:r>
     </w:p>
     <w:p>
@@ -5063,7 +5063,7 @@
           <w:color w:val="22252A"/>
           <w:sz w:val="21"/>
         </w:rPr>
-        <w:t>20/20 test bất biến của simulator (tests/test_simulator_invariants.py) pass, chạy lại thật ngay tại thời điểm build tài liệu này. Đây không phải coverage hình thức đầy đủ; 2 test dùng record_trace=False mặc định nên assertion dựa trên trace hiện đang lặp trên trace rỗng (xem Techdoc).</w:t>
+        <w:t>tests/test_simulator_invariants.py, chạy lại thật ngay tại thời điểm build tài liệu này: 20 errors in 3.71s -- data/train.parquet chưa có trong bundle này (bị gitignore, quá lớn để đóng gói); phải lấy riêng các phần chia parquet để chạy lại bộ test này cục bộ (xem Technical Documentation Mục 11.3). Đây không phải coverage hình thức đầy đủ; 2 test dùng record_trace=False mặc định nên assertion dựa trên trace hiện đang lặp trên trace rỗng (xem Techdoc).</w:t>
       </w:r>
     </w:p>
     <w:p>
@@ -5811,17 +5811,65 @@
     </w:p>
     <w:p>
       <w:pPr>
-        <w:spacing w:after="140"/>
+        <w:jc w:val="center"/>
+      </w:pPr>
+      <w:r>
+        <w:drawing>
+          <wp:inline xmlns:a="http://schemas.openxmlformats.org/drawingml/2006/main" xmlns:pic="http://schemas.openxmlformats.org/drawingml/2006/picture">
+            <wp:extent cx="5394960" cy="2038373"/>
+            <wp:docPr id="1" name="Picture 1"/>
+            <wp:cNvGraphicFramePr>
+              <a:graphicFrameLocks noChangeAspect="1"/>
+            </wp:cNvGraphicFramePr>
+            <a:graphic>
+              <a:graphicData uri="http://schemas.openxmlformats.org/drawingml/2006/picture">
+                <pic:pic>
+                  <pic:nvPicPr>
+                    <pic:cNvPr id="0" name="r1_validation_unified_comparison.png"/>
+                    <pic:cNvPicPr/>
+                  </pic:nvPicPr>
+                  <pic:blipFill>
+                    <a:blip r:embed="rId10"/>
+                    <a:stretch>
+                      <a:fillRect/>
+                    </a:stretch>
+                  </pic:blipFill>
+                  <pic:spPr>
+                    <a:xfrm>
+                      <a:off x="0" y="0"/>
+                      <a:ext cx="5394960" cy="2038373"/>
+                    </a:xfrm>
+                    <a:prstGeom prst="rect"/>
+                  </pic:spPr>
+                </pic:pic>
+              </a:graphicData>
+            </a:graphic>
+          </wp:inline>
+        </w:drawing>
+      </w:r>
+    </w:p>
+    <w:p>
+      <w:pPr>
+        <w:spacing w:after="280"/>
+        <w:jc w:val="center"/>
       </w:pPr>
       <w:r>
         <w:rPr>
+          <w:rFonts w:ascii="Calibri" w:hAnsi="Calibri"/>
+          <w:b/>
+          <w:color w:val="2B6CB0"/>
+          <w:sz w:val="18"/>
+        </w:rPr>
+        <w:t xml:space="preserve">Hinh 1. </w:t>
+      </w:r>
+      <w:r>
+        <w:rPr>
           <w:rFonts w:ascii="Cambria" w:hAnsi="Cambria"/>
-          <w:b w:val="0"/>
-          <w:i w:val="0"/>
-          <w:color w:val="B02A2A"/>
-          <w:sz w:val="21"/>
+          <w:i/>
+          <w:color w:val="5B6370"/>
+          <w:sz w:val="18"/>
         </w:rPr>
-        <w:t>[Missing figure: r1_validation_unified_comparison.png]</w:t>
+        <w:t>Hình 1: R1 -- utility và Gini theo chính sách (TB 5 seed, kiểm định).</w:t>
       </w:r>
     </w:p>
     <w:p>
@@ -6434,17 +6482,65 @@
     </w:p>
     <w:p>
       <w:pPr>
-        <w:spacing w:after="140"/>
+        <w:jc w:val="center"/>
+      </w:pPr>
+      <w:r>
+        <w:drawing>
+          <wp:inline xmlns:a="http://schemas.openxmlformats.org/drawingml/2006/main" xmlns:pic="http://schemas.openxmlformats.org/drawingml/2006/picture">
+            <wp:extent cx="5394960" cy="4143770"/>
+            <wp:docPr id="2" name="Picture 2"/>
+            <wp:cNvGraphicFramePr>
+              <a:graphicFrameLocks noChangeAspect="1"/>
+            </wp:cNvGraphicFramePr>
+            <a:graphic>
+              <a:graphicData uri="http://schemas.openxmlformats.org/drawingml/2006/picture">
+                <pic:pic>
+                  <pic:nvPicPr>
+                    <pic:cNvPr id="0" name="pareto_frontier_unified_curve.png"/>
+                    <pic:cNvPicPr/>
+                  </pic:nvPicPr>
+                  <pic:blipFill>
+                    <a:blip r:embed="rId11"/>
+                    <a:stretch>
+                      <a:fillRect/>
+                    </a:stretch>
+                  </pic:blipFill>
+                  <pic:spPr>
+                    <a:xfrm>
+                      <a:off x="0" y="0"/>
+                      <a:ext cx="5394960" cy="4143770"/>
+                    </a:xfrm>
+                    <a:prstGeom prst="rect"/>
+                  </pic:spPr>
+                </pic:pic>
+              </a:graphicData>
+            </a:graphic>
+          </wp:inline>
+        </w:drawing>
+      </w:r>
+    </w:p>
+    <w:p>
+      <w:pPr>
+        <w:spacing w:after="280"/>
+        <w:jc w:val="center"/>
       </w:pPr>
       <w:r>
         <w:rPr>
+          <w:rFonts w:ascii="Calibri" w:hAnsi="Calibri"/>
+          <w:b/>
+          <w:color w:val="2B6CB0"/>
+          <w:sz w:val="18"/>
+        </w:rPr>
+        <w:t xml:space="preserve">Hinh 2. </w:t>
+      </w:r>
+      <w:r>
+        <w:rPr>
           <w:rFonts w:ascii="Cambria" w:hAnsi="Cambria"/>
-          <w:b w:val="0"/>
-          <w:i w:val="0"/>
-          <w:color w:val="B02A2A"/>
-          <w:sz w:val="21"/>
+          <w:i/>
+          <w:color w:val="5B6370"/>
+          <w:sz w:val="18"/>
         </w:rPr>
-        <w:t>[Missing figure: pareto_frontier_unified_curve.png]</w:t>
+        <w:t>Hình 2: MOMAQL Pareto Frontier -- Utility vs. Fairness, λ ∈ {0; 0,2; 0,4; 0,5; 0,6; 0,8; 1,0}.</w:t>
       </w:r>
     </w:p>
     <w:p>
@@ -6495,17 +6591,65 @@
     </w:p>
     <w:p>
       <w:pPr>
-        <w:spacing w:after="140"/>
+        <w:jc w:val="center"/>
+      </w:pPr>
+      <w:r>
+        <w:drawing>
+          <wp:inline xmlns:a="http://schemas.openxmlformats.org/drawingml/2006/main" xmlns:pic="http://schemas.openxmlformats.org/drawingml/2006/picture">
+            <wp:extent cx="5394960" cy="2226102"/>
+            <wp:docPr id="3" name="Picture 3"/>
+            <wp:cNvGraphicFramePr>
+              <a:graphicFrameLocks noChangeAspect="1"/>
+            </wp:cNvGraphicFramePr>
+            <a:graphic>
+              <a:graphicData uri="http://schemas.openxmlformats.org/drawingml/2006/picture">
+                <pic:pic>
+                  <pic:nvPicPr>
+                    <pic:cNvPr id="0" name="multi_horizon_unified_curve.png"/>
+                    <pic:cNvPicPr/>
+                  </pic:nvPicPr>
+                  <pic:blipFill>
+                    <a:blip r:embed="rId12"/>
+                    <a:stretch>
+                      <a:fillRect/>
+                    </a:stretch>
+                  </pic:blipFill>
+                  <pic:spPr>
+                    <a:xfrm>
+                      <a:off x="0" y="0"/>
+                      <a:ext cx="5394960" cy="2226102"/>
+                    </a:xfrm>
+                    <a:prstGeom prst="rect"/>
+                  </pic:spPr>
+                </pic:pic>
+              </a:graphicData>
+            </a:graphic>
+          </wp:inline>
+        </w:drawing>
+      </w:r>
+    </w:p>
+    <w:p>
+      <w:pPr>
+        <w:spacing w:after="280"/>
+        <w:jc w:val="center"/>
       </w:pPr>
       <w:r>
         <w:rPr>
+          <w:rFonts w:ascii="Calibri" w:hAnsi="Calibri"/>
+          <w:b/>
+          <w:color w:val="2B6CB0"/>
+          <w:sz w:val="18"/>
+        </w:rPr>
+        <w:t xml:space="preserve">Hinh 3. </w:t>
+      </w:r>
+      <w:r>
+        <w:rPr>
           <w:rFonts w:ascii="Cambria" w:hAnsi="Cambria"/>
-          <w:b w:val="0"/>
-          <w:i w:val="0"/>
-          <w:color w:val="B02A2A"/>
-          <w:sz w:val="21"/>
+          <w:i/>
+          <w:color w:val="5B6370"/>
+          <w:sz w:val="18"/>
         </w:rPr>
-        <w:t>[Missing figure: multi_horizon_unified_curve.png]</w:t>
+        <w:t>Hình 3: Utility và Gini theo horizon đánh giá (ngày 1–37), 3 cấu hình.</w:t>
       </w:r>
     </w:p>
     <w:tbl>
@@ -7034,17 +7178,65 @@
     </w:p>
     <w:p>
       <w:pPr>
-        <w:spacing w:after="140"/>
+        <w:jc w:val="center"/>
+      </w:pPr>
+      <w:r>
+        <w:drawing>
+          <wp:inline xmlns:a="http://schemas.openxmlformats.org/drawingml/2006/main" xmlns:pic="http://schemas.openxmlformats.org/drawingml/2006/picture">
+            <wp:extent cx="5394960" cy="2121118"/>
+            <wp:docPr id="4" name="Picture 4"/>
+            <wp:cNvGraphicFramePr>
+              <a:graphicFrameLocks noChangeAspect="1"/>
+            </wp:cNvGraphicFramePr>
+            <a:graphic>
+              <a:graphicData uri="http://schemas.openxmlformats.org/drawingml/2006/picture">
+                <pic:pic>
+                  <pic:nvPicPr>
+                    <pic:cNvPr id="0" name="multi_horizon_2phase_breakthrough.png"/>
+                    <pic:cNvPicPr/>
+                  </pic:nvPicPr>
+                  <pic:blipFill>
+                    <a:blip r:embed="rId13"/>
+                    <a:stretch>
+                      <a:fillRect/>
+                    </a:stretch>
+                  </pic:blipFill>
+                  <pic:spPr>
+                    <a:xfrm>
+                      <a:off x="0" y="0"/>
+                      <a:ext cx="5394960" cy="2121118"/>
+                    </a:xfrm>
+                    <a:prstGeom prst="rect"/>
+                  </pic:spPr>
+                </pic:pic>
+              </a:graphicData>
+            </a:graphic>
+          </wp:inline>
+        </w:drawing>
+      </w:r>
+    </w:p>
+    <w:p>
+      <w:pPr>
+        <w:spacing w:after="280"/>
+        <w:jc w:val="center"/>
       </w:pPr>
       <w:r>
         <w:rPr>
+          <w:rFonts w:ascii="Calibri" w:hAnsi="Calibri"/>
+          <w:b/>
+          <w:color w:val="2B6CB0"/>
+          <w:sz w:val="18"/>
+        </w:rPr>
+        <w:t xml:space="preserve">Hinh 4. </w:t>
+      </w:r>
+      <w:r>
+        <w:rPr>
           <w:rFonts w:ascii="Cambria" w:hAnsi="Cambria"/>
-          <w:b w:val="0"/>
-          <w:i w:val="0"/>
-          <w:color w:val="B02A2A"/>
-          <w:sz w:val="21"/>
+          <w:i/>
+          <w:color w:val="5B6370"/>
+          <w:sz w:val="18"/>
         </w:rPr>
-        <w:t>[Missing figure: multi_horizon_2phase_breakthrough.png]</w:t>
+        <w:t>Hình 4: Giai đoạn 1 (ngày 1–7, đồng nhất) vs. Giai đoạn 2 (ngày 8–37, phân hóa).</w:t>
       </w:r>
     </w:p>
     <w:p>
@@ -8556,17 +8748,65 @@
     </w:p>
     <w:p>
       <w:pPr>
-        <w:spacing w:after="140"/>
+        <w:jc w:val="center"/>
+      </w:pPr>
+      <w:r>
+        <w:drawing>
+          <wp:inline xmlns:a="http://schemas.openxmlformats.org/drawingml/2006/main" xmlns:pic="http://schemas.openxmlformats.org/drawingml/2006/picture">
+            <wp:extent cx="5394960" cy="2226102"/>
+            <wp:docPr id="5" name="Picture 5"/>
+            <wp:cNvGraphicFramePr>
+              <a:graphicFrameLocks noChangeAspect="1"/>
+            </wp:cNvGraphicFramePr>
+            <a:graphic>
+              <a:graphicData uri="http://schemas.openxmlformats.org/drawingml/2006/picture">
+                <pic:pic>
+                  <pic:nvPicPr>
+                    <pic:cNvPr id="0" name="r2_ablation_unified_comparison.png"/>
+                    <pic:cNvPicPr/>
+                  </pic:nvPicPr>
+                  <pic:blipFill>
+                    <a:blip r:embed="rId14"/>
+                    <a:stretch>
+                      <a:fillRect/>
+                    </a:stretch>
+                  </pic:blipFill>
+                  <pic:spPr>
+                    <a:xfrm>
+                      <a:off x="0" y="0"/>
+                      <a:ext cx="5394960" cy="2226102"/>
+                    </a:xfrm>
+                    <a:prstGeom prst="rect"/>
+                  </pic:spPr>
+                </pic:pic>
+              </a:graphicData>
+            </a:graphic>
+          </wp:inline>
+        </w:drawing>
+      </w:r>
+    </w:p>
+    <w:p>
+      <w:pPr>
+        <w:spacing w:after="280"/>
+        <w:jc w:val="center"/>
       </w:pPr>
       <w:r>
         <w:rPr>
+          <w:rFonts w:ascii="Calibri" w:hAnsi="Calibri"/>
+          <w:b/>
+          <w:color w:val="2B6CB0"/>
+          <w:sz w:val="18"/>
+        </w:rPr>
+        <w:t xml:space="preserve">Hinh 5. </w:t>
+      </w:r>
+      <w:r>
+        <w:rPr>
           <w:rFonts w:ascii="Cambria" w:hAnsi="Cambria"/>
-          <w:b w:val="0"/>
-          <w:i w:val="0"/>
-          <w:color w:val="B02A2A"/>
-          <w:sz w:val="21"/>
+          <w:i/>
+          <w:color w:val="5B6370"/>
+          <w:sz w:val="18"/>
         </w:rPr>
-        <w:t>[Missing figure: r2_ablation_unified_comparison.png]</w:t>
+        <w:t>Hình 5: Full so với w/o-Forecast và w/o-Fairness.</w:t>
       </w:r>
     </w:p>
     <w:p>
@@ -9761,17 +10001,65 @@
     </w:p>
     <w:p>
       <w:pPr>
-        <w:spacing w:after="140"/>
+        <w:jc w:val="center"/>
+      </w:pPr>
+      <w:r>
+        <w:drawing>
+          <wp:inline xmlns:a="http://schemas.openxmlformats.org/drawingml/2006/main" xmlns:pic="http://schemas.openxmlformats.org/drawingml/2006/picture">
+            <wp:extent cx="5394960" cy="2119078"/>
+            <wp:docPr id="6" name="Picture 6"/>
+            <wp:cNvGraphicFramePr>
+              <a:graphicFrameLocks noChangeAspect="1"/>
+            </wp:cNvGraphicFramePr>
+            <a:graphic>
+              <a:graphicData uri="http://schemas.openxmlformats.org/drawingml/2006/picture">
+                <pic:pic>
+                  <pic:nvPicPr>
+                    <pic:cNvPr id="0" name="scale_and_convergence.png"/>
+                    <pic:cNvPicPr/>
+                  </pic:nvPicPr>
+                  <pic:blipFill>
+                    <a:blip r:embed="rId15"/>
+                    <a:stretch>
+                      <a:fillRect/>
+                    </a:stretch>
+                  </pic:blipFill>
+                  <pic:spPr>
+                    <a:xfrm>
+                      <a:off x="0" y="0"/>
+                      <a:ext cx="5394960" cy="2119078"/>
+                    </a:xfrm>
+                    <a:prstGeom prst="rect"/>
+                  </pic:spPr>
+                </pic:pic>
+              </a:graphicData>
+            </a:graphic>
+          </wp:inline>
+        </w:drawing>
+      </w:r>
+    </w:p>
+    <w:p>
+      <w:pPr>
+        <w:spacing w:after="280"/>
+        <w:jc w:val="center"/>
       </w:pPr>
       <w:r>
         <w:rPr>
+          <w:rFonts w:ascii="Calibri" w:hAnsi="Calibri"/>
+          <w:b/>
+          <w:color w:val="2B6CB0"/>
+          <w:sz w:val="18"/>
+        </w:rPr>
+        <w:t xml:space="preserve">Hinh 6. </w:t>
+      </w:r>
+      <w:r>
+        <w:rPr>
           <w:rFonts w:ascii="Cambria" w:hAnsi="Cambria"/>
-          <w:b w:val="0"/>
-          <w:i w:val="0"/>
-          <w:color w:val="B02A2A"/>
-          <w:sz w:val="21"/>
+          <w:i/>
+          <w:color w:val="5B6370"/>
+          <w:sz w:val="18"/>
         </w:rPr>
-        <w:t>[Missing figure: scale_and_convergence.png]</w:t>
+        <w:t>Hình 6: (trái) Utility theo quy mô đội xe; (phải) hội tụ bảng Q qua 37 ngày huấn luyện.</w:t>
       </w:r>
     </w:p>
     <w:p>
@@ -9833,7 +10121,7 @@
           <w:color w:val="162C52"/>
           <w:sz w:val="32"/>
         </w:rPr>
-        <w:t>9. Final Held-out Test Evaluation</w:t>
+        <w:t>9. Đánh giá Final Held-out Test (Final Held-out Test Evaluation)</w:t>
       </w:r>
     </w:p>
     <w:p>
@@ -9888,7 +10176,7 @@
           <w:color w:val="2B6CB0"/>
           <w:sz w:val="25"/>
         </w:rPr>
-        <w:t>9.2 Test Data Quality Gate</w:t>
+        <w:t>9.2 Cổng Kiểm tra Chất lượng Dữ liệu Test (Test Data Quality Gate)</w:t>
       </w:r>
     </w:p>
     <w:p>
@@ -11672,7 +11960,7 @@
           <w:color w:val="162C52"/>
           <w:sz w:val="32"/>
         </w:rPr>
-        <w:t>10. Replication Assessment -- Paper vs. Ours, claim by claim</w:t>
+        <w:t>10. Đánh giá Tái lập -- Paper vs. Của chúng tôi, theo từng claim (Replication Assessment)</w:t>
       </w:r>
     </w:p>
     <w:p>
@@ -12307,7 +12595,7 @@
                 <w:color w:val="FFFFFF"/>
                 <w:sz w:val="18"/>
               </w:rPr>
-              <w:t>Held-out generalization</w:t>
+              <w:t>Generalize trên Held-out Test</w:t>
             </w:r>
           </w:p>
         </w:tc>
@@ -12331,7 +12619,7 @@
                 <w:color w:val="FFFFFF"/>
                 <w:sz w:val="18"/>
               </w:rPr>
-              <w:t>Paper replication verdict</w:t>
+              <w:t>Kết luận tái lập so với paper</w:t>
             </w:r>
           </w:p>
         </w:tc>
@@ -12787,7 +13075,7 @@
           <w:color w:val="162C52"/>
           <w:sz w:val="32"/>
         </w:rPr>
-        <w:t>11. Discrepancies and Limitations</w:t>
+        <w:t>11. Sai khác và Giới hạn (Discrepancies and Limitations)</w:t>
       </w:r>
     </w:p>
     <w:p>
@@ -13200,7 +13488,7 @@
           <w:color w:val="2B6CB0"/>
           <w:sz w:val="25"/>
         </w:rPr>
-        <w:t>11.3 Reproducibility Gaps and Assumptions</w:t>
+        <w:t>11.3 Khoảng trống Tái lập và Giả định (Reproducibility Gaps and Assumptions)</w:t>
       </w:r>
     </w:p>
     <w:p>
@@ -13286,7 +13574,7 @@
           <w:color w:val="162C52"/>
           <w:sz w:val="32"/>
         </w:rPr>
-        <w:t>12. Conclusion</w:t>
+        <w:t>12. Kết luận (Conclusion)</w:t>
       </w:r>
     </w:p>
     <w:p>
@@ -13355,7 +13643,7 @@
           <w:color w:val="162C52"/>
           <w:sz w:val="32"/>
         </w:rPr>
-        <w:t>Appendix</w:t>
+        <w:t>Phụ lục (Appendix)</w:t>
       </w:r>
     </w:p>
     <w:p>
@@ -13483,7 +13771,7 @@
                 <w:color w:val="22252A"/>
                 <w:sz w:val="18"/>
               </w:rPr>
-              <w:t>61e67221633b1938644fbfccd1ecc57ff692d8ed</w:t>
+              <w:t>da4154b12ca9dcb465d305d1a1aaf277aa42bf9e</w:t>
             </w:r>
           </w:p>
         </w:tc>
@@ -13555,7 +13843,7 @@
                 <w:color w:val="22252A"/>
                 <w:sz w:val="18"/>
               </w:rPr>
-              <w:t>Số test bất biến pass</w:t>
+              <w:t>Số test bất biến (chạy lại thật)</w:t>
             </w:r>
           </w:p>
         </w:tc>
@@ -13577,7 +13865,7 @@
                 <w:color w:val="22252A"/>
                 <w:sz w:val="18"/>
               </w:rPr>
-              <w:t>20/20 (tests/test_simulator_invariants.py, chạy lại thật)</w:t>
+              <w:t>tests/test_simulator_invariants.py: 20 errors in 3.71s -- data/train.parquet chưa có trong bundle này (bị gitignore, quá lớn để đóng gói); phải lấy riêng các phần chia parquet để chạy lại bộ test này cục bộ (xem Technical Documentation Mục 11.3)</w:t>
             </w:r>
           </w:p>
         </w:tc>
